--- a/druki/kacik-dyrektora/word/Kacik_Dyrektora_Rekrutacja_Ewaluacja_PCTP.docx
+++ b/druki/kacik-dyrektora/word/Kacik_Dyrektora_Rekrutacja_Ewaluacja_PCTP.docx
@@ -661,7 +661,7 @@
                 <w:sz w:val="12"/>
                 <w:szCs w:val="12"/>
               </w:rPr>
-              <w:t xml:space="preserve"> Ustawa z dnia 14 grudnia 2016 r. — Prawo oświatowe (t.j. Dz.U. z 2024 r. poz. 737, z późn. zm.), rozdział 6 działu II: </w:t>
+              <w:t xml:space="preserve"> Ustawa z dnia 14 grudnia 2016 r. — Prawo oświatowe (t.j. Dz.U. z 2026 r. poz. 820, z późn. zm.), rozdział 6 działu II: </w:t>
             </w:r>
             <w:r>
               <w:rPr>
@@ -12590,7 +12590,7 @@
                 <w:sz w:val="12"/>
                 <w:szCs w:val="12"/>
               </w:rPr>
-              <w:t xml:space="preserve"> (t.j. Dz.U. z 2024 r. poz. 737, z późn. zm.) — nadzór pedagogiczny obejmuje </w:t>
+              <w:t xml:space="preserve"> (t.j. Dz.U. z 2026 r. poz. 820, z późn. zm.) — nadzór pedagogiczny obejmuje </w:t>
             </w:r>
             <w:r>
               <w:rPr>
@@ -12674,7 +12674,7 @@
                 <w:sz w:val="12"/>
                 <w:szCs w:val="12"/>
               </w:rPr>
-              <w:t xml:space="preserve"> (t.j. Dz.U. z 2020 r. poz. 1551, z późn. zm.) — ewaluację wewnętrzną dyrektor planuje w </w:t>
+              <w:t xml:space="preserve"> (t.j. Dz.U. z 2024 r. poz. 15, z późn. zm.) — ewaluację wewnętrzną dyrektor planuje w </w:t>
             </w:r>
             <w:r>
               <w:rPr>
@@ -17495,7 +17495,7 @@
                 <w:sz w:val="12"/>
                 <w:szCs w:val="12"/>
               </w:rPr>
-              <w:t xml:space="preserve"> (t.j. Dz.U. z 2024 r. poz. 737, z późn. zm.) — dyrektor </w:t>
+              <w:t xml:space="preserve"> (t.j. Dz.U. z 2026 r. poz. 820, z późn. zm.) — dyrektor </w:t>
             </w:r>
             <w:r>
               <w:rPr>
